--- a/samples/documents/部署指南.docx
+++ b/samples/documents/部署指南.docx
@@ -56,7 +56,7 @@
           <w:sz w:val="22"/>
           <w:szCs w:val="22"/>
         </w:rPr>
-        <w:t xml:space="preserve">i-Write 团队</w:t>
+        <w:t xml:space="preserve">徐骏</w:t>
       </w:r>
     </w:p>
     <w:p>
@@ -77,7 +77,7 @@
           <w:sz w:val="22"/>
           <w:szCs w:val="22"/>
         </w:rPr>
-        <w:t xml:space="preserve">2026-06-14</w:t>
+        <w:t xml:space="preserve">2026-06-15</w:t>
       </w:r>
     </w:p>
     <w:p>
@@ -118,43 +118,91 @@
           <w:sz w:val="26"/>
           <w:szCs w:val="26"/>
         </w:rPr>
-        <w:t xml:space="preserve">环境要求</w:t>
-      </w:r>
-    </w:p>
-    <w:p>
-      <w:pPr>
-        <w:spacing w:after="80"/>
-      </w:pPr>
-      <w:r>
-        <w:rPr>
-          <w:sz w:val="22"/>
-          <w:szCs w:val="22"/>
-        </w:rPr>
-        <w:t xml:space="preserve">- Node.js &gt;= 18</w:t>
-      </w:r>
-    </w:p>
-    <w:p>
-      <w:pPr>
-        <w:spacing w:after="80"/>
-      </w:pPr>
-      <w:r>
-        <w:rPr>
-          <w:sz w:val="22"/>
-          <w:szCs w:val="22"/>
-        </w:rPr>
-        <w:t xml:space="preserve">- npm &gt;= 9</w:t>
-      </w:r>
-    </w:p>
-    <w:p>
-      <w:pPr>
-        <w:spacing w:after="80"/>
-      </w:pPr>
-      <w:r>
-        <w:rPr>
-          <w:sz w:val="22"/>
-          <w:szCs w:val="22"/>
-        </w:rPr>
-        <w:t xml:space="preserve">- SQLite &gt;= 3.35</w:t>
+        <w:t xml:space="preserve">1. 概述</w:t>
+      </w:r>
+    </w:p>
+    <w:p>
+      <w:pPr>
+        <w:spacing w:after="80"/>
+      </w:pPr>
+      <w:r>
+        <w:rPr>
+          <w:sz w:val="22"/>
+          <w:szCs w:val="22"/>
+        </w:rPr>
+        <w:t xml:space="preserve">本文档描述 i-Write 的部署流程，包括本地开发环境、Staging 环境、生产环境的配置和部署步骤。</w:t>
+      </w:r>
+    </w:p>
+    <w:p>
+      <w:pPr>
+        <w:spacing w:after="80"/>
+      </w:pPr>
+      <w:r>
+        <w:rPr>
+          <w:sz w:val="22"/>
+          <w:szCs w:val="22"/>
+        </w:rPr>
+        <w:t xml:space="preserve"/>
+      </w:r>
+    </w:p>
+    <w:p>
+      <w:pPr>
+        <w:spacing w:after="80"/>
+      </w:pPr>
+      <w:r>
+        <w:rPr>
+          <w:sz w:val="22"/>
+          <w:szCs w:val="22"/>
+        </w:rPr>
+        <w:t xml:space="preserve">环境要求：</w:t>
+      </w:r>
+    </w:p>
+    <w:p>
+      <w:pPr>
+        <w:spacing w:after="80"/>
+      </w:pPr>
+      <w:r>
+        <w:rPr>
+          <w:sz w:val="22"/>
+          <w:szCs w:val="22"/>
+        </w:rPr>
+        <w:t xml:space="preserve">- Node.js &gt;= 18.0.0</w:t>
+      </w:r>
+    </w:p>
+    <w:p>
+      <w:pPr>
+        <w:spacing w:after="80"/>
+      </w:pPr>
+      <w:r>
+        <w:rPr>
+          <w:sz w:val="22"/>
+          <w:szCs w:val="22"/>
+        </w:rPr>
+        <w:t xml:space="preserve">- npm &gt;= 9.0.0</w:t>
+      </w:r>
+    </w:p>
+    <w:p>
+      <w:pPr>
+        <w:spacing w:after="80"/>
+      </w:pPr>
+      <w:r>
+        <w:rPr>
+          <w:sz w:val="22"/>
+          <w:szCs w:val="22"/>
+        </w:rPr>
+        <w:t xml:space="preserve">- Python &gt;= 3.9（PPT 生成）</w:t>
+      </w:r>
+    </w:p>
+    <w:p>
+      <w:pPr>
+        <w:spacing w:after="80"/>
+      </w:pPr>
+      <w:r>
+        <w:rPr>
+          <w:sz w:val="22"/>
+          <w:szCs w:val="22"/>
+        </w:rPr>
+        <w:t xml:space="preserve">- SQLite &gt;= 3.35.0</w:t>
       </w:r>
     </w:p>
     <w:p>
@@ -169,43 +217,19 @@
           <w:sz w:val="26"/>
           <w:szCs w:val="26"/>
         </w:rPr>
-        <w:t xml:space="preserve">快速开始</w:t>
-      </w:r>
-    </w:p>
-    <w:p>
-      <w:pPr>
-        <w:spacing w:after="80"/>
-      </w:pPr>
-      <w:r>
-        <w:rPr>
-          <w:sz w:val="22"/>
-          <w:szCs w:val="22"/>
-        </w:rPr>
-        <w:t xml:space="preserve"># 克隆仓库</w:t>
-      </w:r>
-    </w:p>
-    <w:p>
-      <w:pPr>
-        <w:spacing w:after="80"/>
-      </w:pPr>
-      <w:r>
-        <w:rPr>
-          <w:sz w:val="22"/>
-          <w:szCs w:val="22"/>
-        </w:rPr>
-        <w:t xml:space="preserve">git clone https://github.com/company/i-write.git</w:t>
-      </w:r>
-    </w:p>
-    <w:p>
-      <w:pPr>
-        <w:spacing w:after="80"/>
-      </w:pPr>
-      <w:r>
-        <w:rPr>
-          <w:sz w:val="22"/>
-          <w:szCs w:val="22"/>
-        </w:rPr>
-        <w:t xml:space="preserve">cd i-write</w:t>
+        <w:t xml:space="preserve">2. 本地开发环境</w:t>
+      </w:r>
+    </w:p>
+    <w:p>
+      <w:pPr>
+        <w:spacing w:after="80"/>
+      </w:pPr>
+      <w:r>
+        <w:rPr>
+          <w:sz w:val="22"/>
+          <w:szCs w:val="22"/>
+        </w:rPr>
+        <w:t xml:space="preserve">安装步骤：</w:t>
       </w:r>
     </w:p>
     <w:p>
@@ -229,19 +253,31 @@
           <w:sz w:val="22"/>
           <w:szCs w:val="22"/>
         </w:rPr>
-        <w:t xml:space="preserve"># 安装依赖</w:t>
-      </w:r>
-    </w:p>
-    <w:p>
-      <w:pPr>
-        <w:spacing w:after="80"/>
-      </w:pPr>
-      <w:r>
-        <w:rPr>
-          <w:sz w:val="22"/>
-          <w:szCs w:val="22"/>
-        </w:rPr>
-        <w:t xml:space="preserve">npm install</w:t>
+        <w:t xml:space="preserve">1. 克隆仓库：</w:t>
+      </w:r>
+    </w:p>
+    <w:p>
+      <w:pPr>
+        <w:spacing w:after="80"/>
+      </w:pPr>
+      <w:r>
+        <w:rPr>
+          <w:sz w:val="22"/>
+          <w:szCs w:val="22"/>
+        </w:rPr>
+        <w:t xml:space="preserve">   git clone https://github.com/nexora-tech/i-write.git</w:t>
+      </w:r>
+    </w:p>
+    <w:p>
+      <w:pPr>
+        <w:spacing w:after="80"/>
+      </w:pPr>
+      <w:r>
+        <w:rPr>
+          <w:sz w:val="22"/>
+          <w:szCs w:val="22"/>
+        </w:rPr>
+        <w:t xml:space="preserve">   cd i-write</w:t>
       </w:r>
     </w:p>
     <w:p>
@@ -265,31 +301,19 @@
           <w:sz w:val="22"/>
           <w:szCs w:val="22"/>
         </w:rPr>
-        <w:t xml:space="preserve"># 配置环境变量</w:t>
-      </w:r>
-    </w:p>
-    <w:p>
-      <w:pPr>
-        <w:spacing w:after="80"/>
-      </w:pPr>
-      <w:r>
-        <w:rPr>
-          <w:sz w:val="22"/>
-          <w:szCs w:val="22"/>
-        </w:rPr>
-        <w:t xml:space="preserve">cp .env.example .env</w:t>
-      </w:r>
-    </w:p>
-    <w:p>
-      <w:pPr>
-        <w:spacing w:after="80"/>
-      </w:pPr>
-      <w:r>
-        <w:rPr>
-          <w:sz w:val="22"/>
-          <w:szCs w:val="22"/>
-        </w:rPr>
-        <w:t xml:space="preserve"># 编辑 .env 填入 API Key</w:t>
+        <w:t xml:space="preserve">2. 安装依赖：</w:t>
+      </w:r>
+    </w:p>
+    <w:p>
+      <w:pPr>
+        <w:spacing w:after="80"/>
+      </w:pPr>
+      <w:r>
+        <w:rPr>
+          <w:sz w:val="22"/>
+          <w:szCs w:val="22"/>
+        </w:rPr>
+        <w:t xml:space="preserve">   npm install</w:t>
       </w:r>
     </w:p>
     <w:p>
@@ -313,19 +337,175 @@
           <w:sz w:val="22"/>
           <w:szCs w:val="22"/>
         </w:rPr>
-        <w:t xml:space="preserve"># 启动开发服务器</w:t>
-      </w:r>
-    </w:p>
-    <w:p>
-      <w:pPr>
-        <w:spacing w:after="80"/>
-      </w:pPr>
-      <w:r>
-        <w:rPr>
-          <w:sz w:val="22"/>
-          <w:szCs w:val="22"/>
-        </w:rPr>
-        <w:t xml:space="preserve">npm run dev</w:t>
+        <w:t xml:space="preserve">3. 配置环境变量：</w:t>
+      </w:r>
+    </w:p>
+    <w:p>
+      <w:pPr>
+        <w:spacing w:after="80"/>
+      </w:pPr>
+      <w:r>
+        <w:rPr>
+          <w:sz w:val="22"/>
+          <w:szCs w:val="22"/>
+        </w:rPr>
+        <w:t xml:space="preserve">   cp .env.example .env</w:t>
+      </w:r>
+    </w:p>
+    <w:p>
+      <w:pPr>
+        <w:spacing w:after="80"/>
+      </w:pPr>
+      <w:r>
+        <w:rPr>
+          <w:sz w:val="22"/>
+          <w:szCs w:val="22"/>
+        </w:rPr>
+        <w:t xml:space="preserve">   # 编辑 .env，填入 API Key</w:t>
+      </w:r>
+    </w:p>
+    <w:p>
+      <w:pPr>
+        <w:spacing w:after="80"/>
+      </w:pPr>
+      <w:r>
+        <w:rPr>
+          <w:sz w:val="22"/>
+          <w:szCs w:val="22"/>
+        </w:rPr>
+        <w:t xml:space="preserve"/>
+      </w:r>
+    </w:p>
+    <w:p>
+      <w:pPr>
+        <w:spacing w:after="80"/>
+      </w:pPr>
+      <w:r>
+        <w:rPr>
+          <w:sz w:val="22"/>
+          <w:szCs w:val="22"/>
+        </w:rPr>
+        <w:t xml:space="preserve">4. 启动开发服务器：</w:t>
+      </w:r>
+    </w:p>
+    <w:p>
+      <w:pPr>
+        <w:spacing w:after="80"/>
+      </w:pPr>
+      <w:r>
+        <w:rPr>
+          <w:sz w:val="22"/>
+          <w:szCs w:val="22"/>
+        </w:rPr>
+        <w:t xml:space="preserve">   npm run dev</w:t>
+      </w:r>
+    </w:p>
+    <w:p>
+      <w:pPr>
+        <w:spacing w:after="80"/>
+      </w:pPr>
+      <w:r>
+        <w:rPr>
+          <w:sz w:val="22"/>
+          <w:szCs w:val="22"/>
+        </w:rPr>
+        <w:t xml:space="preserve"/>
+      </w:r>
+    </w:p>
+    <w:p>
+      <w:pPr>
+        <w:spacing w:after="80"/>
+      </w:pPr>
+      <w:r>
+        <w:rPr>
+          <w:sz w:val="22"/>
+          <w:szCs w:val="22"/>
+        </w:rPr>
+        <w:t xml:space="preserve">5. 访问：</w:t>
+      </w:r>
+    </w:p>
+    <w:p>
+      <w:pPr>
+        <w:spacing w:after="80"/>
+      </w:pPr>
+      <w:r>
+        <w:rPr>
+          <w:sz w:val="22"/>
+          <w:szCs w:val="22"/>
+        </w:rPr>
+        <w:t xml:space="preserve">   http://localhost:3000</w:t>
+      </w:r>
+    </w:p>
+    <w:p>
+      <w:pPr>
+        <w:spacing w:after="80"/>
+      </w:pPr>
+      <w:r>
+        <w:rPr>
+          <w:sz w:val="22"/>
+          <w:szCs w:val="22"/>
+        </w:rPr>
+        <w:t xml:space="preserve"/>
+      </w:r>
+    </w:p>
+    <w:p>
+      <w:pPr>
+        <w:spacing w:after="80"/>
+      </w:pPr>
+      <w:r>
+        <w:rPr>
+          <w:sz w:val="22"/>
+          <w:szCs w:val="22"/>
+        </w:rPr>
+        <w:t xml:space="preserve">开发命令：</w:t>
+      </w:r>
+    </w:p>
+    <w:p>
+      <w:pPr>
+        <w:spacing w:after="80"/>
+      </w:pPr>
+      <w:r>
+        <w:rPr>
+          <w:sz w:val="22"/>
+          <w:szCs w:val="22"/>
+        </w:rPr>
+        <w:t xml:space="preserve">- npm run dev — 启动开发服务器（Express + Vite HMR）</w:t>
+      </w:r>
+    </w:p>
+    <w:p>
+      <w:pPr>
+        <w:spacing w:after="80"/>
+      </w:pPr>
+      <w:r>
+        <w:rPr>
+          <w:sz w:val="22"/>
+          <w:szCs w:val="22"/>
+        </w:rPr>
+        <w:t xml:space="preserve">- npm run build — 构建生产版本</w:t>
+      </w:r>
+    </w:p>
+    <w:p>
+      <w:pPr>
+        <w:spacing w:after="80"/>
+      </w:pPr>
+      <w:r>
+        <w:rPr>
+          <w:sz w:val="22"/>
+          <w:szCs w:val="22"/>
+        </w:rPr>
+        <w:t xml:space="preserve">- npm run test — 运行测试</w:t>
+      </w:r>
+    </w:p>
+    <w:p>
+      <w:pPr>
+        <w:spacing w:after="80"/>
+      </w:pPr>
+      <w:r>
+        <w:rPr>
+          <w:sz w:val="22"/>
+          <w:szCs w:val="22"/>
+        </w:rPr>
+        <w:t xml:space="preserve">- npm run lint — 代码检查</w:t>
       </w:r>
     </w:p>
     <w:p>
@@ -340,43 +520,19 @@
           <w:sz w:val="26"/>
           <w:szCs w:val="26"/>
         </w:rPr>
-        <w:t xml:space="preserve">环境变量</w:t>
-      </w:r>
-    </w:p>
-    <w:p>
-      <w:pPr>
-        <w:spacing w:after="80"/>
-      </w:pPr>
-      <w:r>
-        <w:rPr>
-          <w:sz w:val="22"/>
-          <w:szCs w:val="22"/>
-        </w:rPr>
-        <w:t xml:space="preserve"># LLM Provider</w:t>
-      </w:r>
-    </w:p>
-    <w:p>
-      <w:pPr>
-        <w:spacing w:after="80"/>
-      </w:pPr>
-      <w:r>
-        <w:rPr>
-          <w:sz w:val="22"/>
-          <w:szCs w:val="22"/>
-        </w:rPr>
-        <w:t xml:space="preserve">GEMINI_KEY=</w:t>
-      </w:r>
-    </w:p>
-    <w:p>
-      <w:pPr>
-        <w:spacing w:after="80"/>
-      </w:pPr>
-      <w:r>
-        <w:rPr>
-          <w:sz w:val="22"/>
-          <w:szCs w:val="22"/>
-        </w:rPr>
-        <w:t xml:space="preserve">MiMo_KEY=</w:t>
+        <w:t xml:space="preserve">3. Docker 部署</w:t>
+      </w:r>
+    </w:p>
+    <w:p>
+      <w:pPr>
+        <w:spacing w:after="80"/>
+      </w:pPr>
+      <w:r>
+        <w:rPr>
+          <w:sz w:val="22"/>
+          <w:szCs w:val="22"/>
+        </w:rPr>
+        <w:t xml:space="preserve">Dockerfile：</w:t>
       </w:r>
     </w:p>
     <w:p>
@@ -400,19 +556,91 @@
           <w:sz w:val="22"/>
           <w:szCs w:val="22"/>
         </w:rPr>
-        <w:t xml:space="preserve"># Embedding/Reranker</w:t>
-      </w:r>
-    </w:p>
-    <w:p>
-      <w:pPr>
-        <w:spacing w:after="80"/>
-      </w:pPr>
-      <w:r>
-        <w:rPr>
-          <w:sz w:val="22"/>
-          <w:szCs w:val="22"/>
-        </w:rPr>
-        <w:t xml:space="preserve">siliconflow_Key=</w:t>
+        <w:t xml:space="preserve">FROM node:18-alpine</w:t>
+      </w:r>
+    </w:p>
+    <w:p>
+      <w:pPr>
+        <w:spacing w:after="80"/>
+      </w:pPr>
+      <w:r>
+        <w:rPr>
+          <w:sz w:val="22"/>
+          <w:szCs w:val="22"/>
+        </w:rPr>
+        <w:t xml:space="preserve">WORKDIR /app</w:t>
+      </w:r>
+    </w:p>
+    <w:p>
+      <w:pPr>
+        <w:spacing w:after="80"/>
+      </w:pPr>
+      <w:r>
+        <w:rPr>
+          <w:sz w:val="22"/>
+          <w:szCs w:val="22"/>
+        </w:rPr>
+        <w:t xml:space="preserve">COPY package*.json ./</w:t>
+      </w:r>
+    </w:p>
+    <w:p>
+      <w:pPr>
+        <w:spacing w:after="80"/>
+      </w:pPr>
+      <w:r>
+        <w:rPr>
+          <w:sz w:val="22"/>
+          <w:szCs w:val="22"/>
+        </w:rPr>
+        <w:t xml:space="preserve">RUN npm ci --only=production</w:t>
+      </w:r>
+    </w:p>
+    <w:p>
+      <w:pPr>
+        <w:spacing w:after="80"/>
+      </w:pPr>
+      <w:r>
+        <w:rPr>
+          <w:sz w:val="22"/>
+          <w:szCs w:val="22"/>
+        </w:rPr>
+        <w:t xml:space="preserve">COPY . .</w:t>
+      </w:r>
+    </w:p>
+    <w:p>
+      <w:pPr>
+        <w:spacing w:after="80"/>
+      </w:pPr>
+      <w:r>
+        <w:rPr>
+          <w:sz w:val="22"/>
+          <w:szCs w:val="22"/>
+        </w:rPr>
+        <w:t xml:space="preserve">RUN npm run build</w:t>
+      </w:r>
+    </w:p>
+    <w:p>
+      <w:pPr>
+        <w:spacing w:after="80"/>
+      </w:pPr>
+      <w:r>
+        <w:rPr>
+          <w:sz w:val="22"/>
+          <w:szCs w:val="22"/>
+        </w:rPr>
+        <w:t xml:space="preserve">EXPOSE 3000</w:t>
+      </w:r>
+    </w:p>
+    <w:p>
+      <w:pPr>
+        <w:spacing w:after="80"/>
+      </w:pPr>
+      <w:r>
+        <w:rPr>
+          <w:sz w:val="22"/>
+          <w:szCs w:val="22"/>
+        </w:rPr>
+        <w:t xml:space="preserve">CMD ['node', 'dist/index.js']</w:t>
       </w:r>
     </w:p>
     <w:p>
@@ -436,31 +664,19 @@
           <w:sz w:val="22"/>
           <w:szCs w:val="22"/>
         </w:rPr>
-        <w:t xml:space="preserve"># Microsoft Graph</w:t>
-      </w:r>
-    </w:p>
-    <w:p>
-      <w:pPr>
-        <w:spacing w:after="80"/>
-      </w:pPr>
-      <w:r>
-        <w:rPr>
-          <w:sz w:val="22"/>
-          <w:szCs w:val="22"/>
-        </w:rPr>
-        <w:t xml:space="preserve">MS_CLIENT_ID=</w:t>
-      </w:r>
-    </w:p>
-    <w:p>
-      <w:pPr>
-        <w:spacing w:after="80"/>
-      </w:pPr>
-      <w:r>
-        <w:rPr>
-          <w:sz w:val="22"/>
-          <w:szCs w:val="22"/>
-        </w:rPr>
-        <w:t xml:space="preserve">MS_CLIENT_SECRET=</w:t>
+        <w:t xml:space="preserve">构建镜像：</w:t>
+      </w:r>
+    </w:p>
+    <w:p>
+      <w:pPr>
+        <w:spacing w:after="80"/>
+      </w:pPr>
+      <w:r>
+        <w:rPr>
+          <w:sz w:val="22"/>
+          <w:szCs w:val="22"/>
+        </w:rPr>
+        <w:t xml:space="preserve">docker build -t i-write .</w:t>
       </w:r>
     </w:p>
     <w:p>
@@ -484,19 +700,187 @@
           <w:sz w:val="22"/>
           <w:szCs w:val="22"/>
         </w:rPr>
-        <w:t xml:space="preserve"># GitHub</w:t>
-      </w:r>
-    </w:p>
-    <w:p>
-      <w:pPr>
-        <w:spacing w:after="80"/>
-      </w:pPr>
-      <w:r>
-        <w:rPr>
-          <w:sz w:val="22"/>
-          <w:szCs w:val="22"/>
-        </w:rPr>
-        <w:t xml:space="preserve">GITHUB_TOKEN=</w:t>
+        <w:t xml:space="preserve">运行容器：</w:t>
+      </w:r>
+    </w:p>
+    <w:p>
+      <w:pPr>
+        <w:spacing w:after="80"/>
+      </w:pPr>
+      <w:r>
+        <w:rPr>
+          <w:sz w:val="22"/>
+          <w:szCs w:val="22"/>
+        </w:rPr>
+        <w:t xml:space="preserve">docker run -d -p 3000:3000 -v i-write-data:/app/data i-write</w:t>
+      </w:r>
+    </w:p>
+    <w:p>
+      <w:pPr>
+        <w:spacing w:after="80"/>
+      </w:pPr>
+      <w:r>
+        <w:rPr>
+          <w:sz w:val="22"/>
+          <w:szCs w:val="22"/>
+        </w:rPr>
+        <w:t xml:space="preserve"/>
+      </w:r>
+    </w:p>
+    <w:p>
+      <w:pPr>
+        <w:spacing w:after="80"/>
+      </w:pPr>
+      <w:r>
+        <w:rPr>
+          <w:sz w:val="22"/>
+          <w:szCs w:val="22"/>
+        </w:rPr>
+        <w:t xml:space="preserve">Docker Compose：</w:t>
+      </w:r>
+    </w:p>
+    <w:p>
+      <w:pPr>
+        <w:spacing w:after="80"/>
+      </w:pPr>
+      <w:r>
+        <w:rPr>
+          <w:sz w:val="22"/>
+          <w:szCs w:val="22"/>
+        </w:rPr>
+        <w:t xml:space="preserve">version: '3'</w:t>
+      </w:r>
+    </w:p>
+    <w:p>
+      <w:pPr>
+        <w:spacing w:after="80"/>
+      </w:pPr>
+      <w:r>
+        <w:rPr>
+          <w:sz w:val="22"/>
+          <w:szCs w:val="22"/>
+        </w:rPr>
+        <w:t xml:space="preserve">services:</w:t>
+      </w:r>
+    </w:p>
+    <w:p>
+      <w:pPr>
+        <w:spacing w:after="80"/>
+      </w:pPr>
+      <w:r>
+        <w:rPr>
+          <w:sz w:val="22"/>
+          <w:szCs w:val="22"/>
+        </w:rPr>
+        <w:t xml:space="preserve">  i-write:</w:t>
+      </w:r>
+    </w:p>
+    <w:p>
+      <w:pPr>
+        <w:spacing w:after="80"/>
+      </w:pPr>
+      <w:r>
+        <w:rPr>
+          <w:sz w:val="22"/>
+          <w:szCs w:val="22"/>
+        </w:rPr>
+        <w:t xml:space="preserve">    build: .</w:t>
+      </w:r>
+    </w:p>
+    <w:p>
+      <w:pPr>
+        <w:spacing w:after="80"/>
+      </w:pPr>
+      <w:r>
+        <w:rPr>
+          <w:sz w:val="22"/>
+          <w:szCs w:val="22"/>
+        </w:rPr>
+        <w:t xml:space="preserve">    ports:</w:t>
+      </w:r>
+    </w:p>
+    <w:p>
+      <w:pPr>
+        <w:spacing w:after="80"/>
+      </w:pPr>
+      <w:r>
+        <w:rPr>
+          <w:sz w:val="22"/>
+          <w:szCs w:val="22"/>
+        </w:rPr>
+        <w:t xml:space="preserve">      - '3000:3000'</w:t>
+      </w:r>
+    </w:p>
+    <w:p>
+      <w:pPr>
+        <w:spacing w:after="80"/>
+      </w:pPr>
+      <w:r>
+        <w:rPr>
+          <w:sz w:val="22"/>
+          <w:szCs w:val="22"/>
+        </w:rPr>
+        <w:t xml:space="preserve">    volumes:</w:t>
+      </w:r>
+    </w:p>
+    <w:p>
+      <w:pPr>
+        <w:spacing w:after="80"/>
+      </w:pPr>
+      <w:r>
+        <w:rPr>
+          <w:sz w:val="22"/>
+          <w:szCs w:val="22"/>
+        </w:rPr>
+        <w:t xml:space="preserve">      - i-write-data:/app/data</w:t>
+      </w:r>
+    </w:p>
+    <w:p>
+      <w:pPr>
+        <w:spacing w:after="80"/>
+      </w:pPr>
+      <w:r>
+        <w:rPr>
+          <w:sz w:val="22"/>
+          <w:szCs w:val="22"/>
+        </w:rPr>
+        <w:t xml:space="preserve">    environment:</w:t>
+      </w:r>
+    </w:p>
+    <w:p>
+      <w:pPr>
+        <w:spacing w:after="80"/>
+      </w:pPr>
+      <w:r>
+        <w:rPr>
+          <w:sz w:val="22"/>
+          <w:szCs w:val="22"/>
+        </w:rPr>
+        <w:t xml:space="preserve">      - NODE_ENV=production</w:t>
+      </w:r>
+    </w:p>
+    <w:p>
+      <w:pPr>
+        <w:spacing w:after="80"/>
+      </w:pPr>
+      <w:r>
+        <w:rPr>
+          <w:sz w:val="22"/>
+          <w:szCs w:val="22"/>
+        </w:rPr>
+        <w:t xml:space="preserve">volumes:</w:t>
+      </w:r>
+    </w:p>
+    <w:p>
+      <w:pPr>
+        <w:spacing w:after="80"/>
+      </w:pPr>
+      <w:r>
+        <w:rPr>
+          <w:sz w:val="22"/>
+          <w:szCs w:val="22"/>
+        </w:rPr>
+        <w:t xml:space="preserve">  i-write-data:</w:t>
       </w:r>
     </w:p>
     <w:p>
@@ -511,31 +895,19 @@
           <w:sz w:val="26"/>
           <w:szCs w:val="26"/>
         </w:rPr>
-        <w:t xml:space="preserve">构建部署</w:t>
-      </w:r>
-    </w:p>
-    <w:p>
-      <w:pPr>
-        <w:spacing w:after="80"/>
-      </w:pPr>
-      <w:r>
-        <w:rPr>
-          <w:sz w:val="22"/>
-          <w:szCs w:val="22"/>
-        </w:rPr>
-        <w:t xml:space="preserve"># 构建</w:t>
-      </w:r>
-    </w:p>
-    <w:p>
-      <w:pPr>
-        <w:spacing w:after="80"/>
-      </w:pPr>
-      <w:r>
-        <w:rPr>
-          <w:sz w:val="22"/>
-          <w:szCs w:val="22"/>
-        </w:rPr>
-        <w:t xml:space="preserve">npm run build</w:t>
+        <w:t xml:space="preserve">4. Nginx 配置</w:t>
+      </w:r>
+    </w:p>
+    <w:p>
+      <w:pPr>
+        <w:spacing w:after="80"/>
+      </w:pPr>
+      <w:r>
+        <w:rPr>
+          <w:sz w:val="22"/>
+          <w:szCs w:val="22"/>
+        </w:rPr>
+        <w:t xml:space="preserve">Nginx 反向代理配置：</w:t>
       </w:r>
     </w:p>
     <w:p>
@@ -559,82 +931,259 @@
           <w:sz w:val="22"/>
           <w:szCs w:val="22"/>
         </w:rPr>
-        <w:t xml:space="preserve"># 启动</w:t>
-      </w:r>
-    </w:p>
-    <w:p>
-      <w:pPr>
-        <w:spacing w:after="80"/>
-      </w:pPr>
-      <w:r>
-        <w:rPr>
-          <w:sz w:val="22"/>
-          <w:szCs w:val="22"/>
-        </w:rPr>
-        <w:t xml:space="preserve">npm start</w:t>
-      </w:r>
-    </w:p>
-    <w:p>
-      <w:pPr>
-        <w:pStyle w:val="Heading2"/>
-        <w:spacing w:after="150" w:before="300"/>
-      </w:pPr>
-      <w:r>
-        <w:rPr>
-          <w:b/>
-          <w:bCs/>
-          <w:sz w:val="26"/>
-          <w:szCs w:val="26"/>
-        </w:rPr>
-        <w:t xml:space="preserve">生产环境建议</w:t>
-      </w:r>
-    </w:p>
-    <w:p>
-      <w:pPr>
-        <w:spacing w:after="80"/>
-      </w:pPr>
-      <w:r>
-        <w:rPr>
-          <w:sz w:val="22"/>
-          <w:szCs w:val="22"/>
-        </w:rPr>
-        <w:t xml:space="preserve">- 使用 PM2 管理进程</w:t>
-      </w:r>
-    </w:p>
-    <w:p>
-      <w:pPr>
-        <w:spacing w:after="80"/>
-      </w:pPr>
-      <w:r>
-        <w:rPr>
-          <w:sz w:val="22"/>
-          <w:szCs w:val="22"/>
-        </w:rPr>
-        <w:t xml:space="preserve">- 使用 Nginx 反向代理</w:t>
-      </w:r>
-    </w:p>
-    <w:p>
-      <w:pPr>
-        <w:spacing w:after="80"/>
-      </w:pPr>
-      <w:r>
-        <w:rPr>
-          <w:sz w:val="22"/>
-          <w:szCs w:val="22"/>
-        </w:rPr>
-        <w:t xml:space="preserve">- 启用 HTTPS</w:t>
-      </w:r>
-    </w:p>
-    <w:p>
-      <w:pPr>
-        <w:spacing w:after="80"/>
-      </w:pPr>
-      <w:r>
-        <w:rPr>
-          <w:sz w:val="22"/>
-          <w:szCs w:val="22"/>
-        </w:rPr>
-        <w:t xml:space="preserve">- 定期备份 SQLite 数据库</w:t>
+        <w:t xml:space="preserve">server {</w:t>
+      </w:r>
+    </w:p>
+    <w:p>
+      <w:pPr>
+        <w:spacing w:after="80"/>
+      </w:pPr>
+      <w:r>
+        <w:rPr>
+          <w:sz w:val="22"/>
+          <w:szCs w:val="22"/>
+        </w:rPr>
+        <w:t xml:space="preserve">    listen 80;</w:t>
+      </w:r>
+    </w:p>
+    <w:p>
+      <w:pPr>
+        <w:spacing w:after="80"/>
+      </w:pPr>
+      <w:r>
+        <w:rPr>
+          <w:sz w:val="22"/>
+          <w:szCs w:val="22"/>
+        </w:rPr>
+        <w:t xml:space="preserve">    server_name i-write.com;</w:t>
+      </w:r>
+    </w:p>
+    <w:p>
+      <w:pPr>
+        <w:spacing w:after="80"/>
+      </w:pPr>
+      <w:r>
+        <w:rPr>
+          <w:sz w:val="22"/>
+          <w:szCs w:val="22"/>
+        </w:rPr>
+        <w:t xml:space="preserve">    return 301 https://$server_name$request_uri;</w:t>
+      </w:r>
+    </w:p>
+    <w:p>
+      <w:pPr>
+        <w:spacing w:after="80"/>
+      </w:pPr>
+      <w:r>
+        <w:rPr>
+          <w:sz w:val="22"/>
+          <w:szCs w:val="22"/>
+        </w:rPr>
+        <w:t xml:space="preserve">}</w:t>
+      </w:r>
+    </w:p>
+    <w:p>
+      <w:pPr>
+        <w:spacing w:after="80"/>
+      </w:pPr>
+      <w:r>
+        <w:rPr>
+          <w:sz w:val="22"/>
+          <w:szCs w:val="22"/>
+        </w:rPr>
+        <w:t xml:space="preserve"/>
+      </w:r>
+    </w:p>
+    <w:p>
+      <w:pPr>
+        <w:spacing w:after="80"/>
+      </w:pPr>
+      <w:r>
+        <w:rPr>
+          <w:sz w:val="22"/>
+          <w:szCs w:val="22"/>
+        </w:rPr>
+        <w:t xml:space="preserve">server {</w:t>
+      </w:r>
+    </w:p>
+    <w:p>
+      <w:pPr>
+        <w:spacing w:after="80"/>
+      </w:pPr>
+      <w:r>
+        <w:rPr>
+          <w:sz w:val="22"/>
+          <w:szCs w:val="22"/>
+        </w:rPr>
+        <w:t xml:space="preserve">    listen 443 ssl http2;</w:t>
+      </w:r>
+    </w:p>
+    <w:p>
+      <w:pPr>
+        <w:spacing w:after="80"/>
+      </w:pPr>
+      <w:r>
+        <w:rPr>
+          <w:sz w:val="22"/>
+          <w:szCs w:val="22"/>
+        </w:rPr>
+        <w:t xml:space="preserve">    server_name i-write.com;</w:t>
+      </w:r>
+    </w:p>
+    <w:p>
+      <w:pPr>
+        <w:spacing w:after="80"/>
+      </w:pPr>
+      <w:r>
+        <w:rPr>
+          <w:sz w:val="22"/>
+          <w:szCs w:val="22"/>
+        </w:rPr>
+        <w:t xml:space="preserve"/>
+      </w:r>
+    </w:p>
+    <w:p>
+      <w:pPr>
+        <w:spacing w:after="80"/>
+      </w:pPr>
+      <w:r>
+        <w:rPr>
+          <w:sz w:val="22"/>
+          <w:szCs w:val="22"/>
+        </w:rPr>
+        <w:t xml:space="preserve">    ssl_certificate /etc/ssl/certs/i-write.com.pem;</w:t>
+      </w:r>
+    </w:p>
+    <w:p>
+      <w:pPr>
+        <w:spacing w:after="80"/>
+      </w:pPr>
+      <w:r>
+        <w:rPr>
+          <w:sz w:val="22"/>
+          <w:szCs w:val="22"/>
+        </w:rPr>
+        <w:t xml:space="preserve">    ssl_certificate_key /etc/ssl/private/i-write.com.key;</w:t>
+      </w:r>
+    </w:p>
+    <w:p>
+      <w:pPr>
+        <w:spacing w:after="80"/>
+      </w:pPr>
+      <w:r>
+        <w:rPr>
+          <w:sz w:val="22"/>
+          <w:szCs w:val="22"/>
+        </w:rPr>
+        <w:t xml:space="preserve"/>
+      </w:r>
+    </w:p>
+    <w:p>
+      <w:pPr>
+        <w:spacing w:after="80"/>
+      </w:pPr>
+      <w:r>
+        <w:rPr>
+          <w:sz w:val="22"/>
+          <w:szCs w:val="22"/>
+        </w:rPr>
+        <w:t xml:space="preserve">    location / {</w:t>
+      </w:r>
+    </w:p>
+    <w:p>
+      <w:pPr>
+        <w:spacing w:after="80"/>
+      </w:pPr>
+      <w:r>
+        <w:rPr>
+          <w:sz w:val="22"/>
+          <w:szCs w:val="22"/>
+        </w:rPr>
+        <w:t xml:space="preserve">        proxy_pass http://localhost:3000;</w:t>
+      </w:r>
+    </w:p>
+    <w:p>
+      <w:pPr>
+        <w:spacing w:after="80"/>
+      </w:pPr>
+      <w:r>
+        <w:rPr>
+          <w:sz w:val="22"/>
+          <w:szCs w:val="22"/>
+        </w:rPr>
+        <w:t xml:space="preserve">        proxy_http_version 1.1;</w:t>
+      </w:r>
+    </w:p>
+    <w:p>
+      <w:pPr>
+        <w:spacing w:after="80"/>
+      </w:pPr>
+      <w:r>
+        <w:rPr>
+          <w:sz w:val="22"/>
+          <w:szCs w:val="22"/>
+        </w:rPr>
+        <w:t xml:space="preserve">        proxy_set_header Upgrade $http_upgrade;</w:t>
+      </w:r>
+    </w:p>
+    <w:p>
+      <w:pPr>
+        <w:spacing w:after="80"/>
+      </w:pPr>
+      <w:r>
+        <w:rPr>
+          <w:sz w:val="22"/>
+          <w:szCs w:val="22"/>
+        </w:rPr>
+        <w:t xml:space="preserve">        proxy_set_header Connection 'upgrade';</w:t>
+      </w:r>
+    </w:p>
+    <w:p>
+      <w:pPr>
+        <w:spacing w:after="80"/>
+      </w:pPr>
+      <w:r>
+        <w:rPr>
+          <w:sz w:val="22"/>
+          <w:szCs w:val="22"/>
+        </w:rPr>
+        <w:t xml:space="preserve">        proxy_set_header Host $host;</w:t>
+      </w:r>
+    </w:p>
+    <w:p>
+      <w:pPr>
+        <w:spacing w:after="80"/>
+      </w:pPr>
+      <w:r>
+        <w:rPr>
+          <w:sz w:val="22"/>
+          <w:szCs w:val="22"/>
+        </w:rPr>
+        <w:t xml:space="preserve">        proxy_cache_bypass $http_upgrade;</w:t>
+      </w:r>
+    </w:p>
+    <w:p>
+      <w:pPr>
+        <w:spacing w:after="80"/>
+      </w:pPr>
+      <w:r>
+        <w:rPr>
+          <w:sz w:val="22"/>
+          <w:szCs w:val="22"/>
+        </w:rPr>
+        <w:t xml:space="preserve">    }</w:t>
+      </w:r>
+    </w:p>
+    <w:p>
+      <w:pPr>
+        <w:spacing w:after="80"/>
+      </w:pPr>
+      <w:r>
+        <w:rPr>
+          <w:sz w:val="22"/>
+          <w:szCs w:val="22"/>
+        </w:rPr>
+        <w:t xml:space="preserve">}</w:t>
       </w:r>
     </w:p>
     <w:sectPr>
